--- a/docs/Pack_Aliado_Gabriel_Barrios/docx/04_Perfil_Mercado.docx
+++ b/docs/Pack_Aliado_Gabriel_Barrios/docx/04_Perfil_Mercado.docx
@@ -47,7 +47,7 @@
         <w:t>Qué es este documento:</w:t>
       </w:r>
       <w:r>
-        <w:t xml:space="preserve"> perfil de mercado, zona piloto, competencia y proyección de captura (TAM / SAM / SOM) para que evalúes si la tesis de nicho en Valencia metro tiene base en la realidad local.  </w:t>
+        <w:t xml:space="preserve"> perfil de mercado, zona piloto, competencia y proyección de captura (TAM / SAM / SOM) para evaluar si la tesis de nicho en Valencia metro tiene base en la realidad local.  </w:t>
       </w:r>
     </w:p>
     <w:p>
@@ -282,7 +282,7 @@
               <w:rPr>
                 <w:sz w:val="20"/>
               </w:rPr>
-              <w:t>CAC **139**; LTV **1.000**; **LTV/CAC ~7,2x**; ARPF **~50** *(placeholder)*</w:t>
+              <w:t>CAC **139**; LTV **1.000**; **LTV/CAC ~7,2x**; ingreso medio **~50** *(placeholder)*</w:t>
             </w:r>
           </w:p>
         </w:tc>
@@ -310,7 +310,7 @@
               <w:rPr>
                 <w:sz w:val="20"/>
               </w:rPr>
-              <w:t>PedidosYa Pharmacy (20–30% GMV) — Zonix compite en costo total + Rx</w:t>
+              <w:t>PedidosYa Pharmacy (20–30% ventas digitales) — Zonix compite en costo total + receta</w:t>
             </w:r>
           </w:p>
         </w:tc>
@@ -739,7 +739,58 @@
         <w:t>USD 1.638M</w:t>
       </w:r>
       <w:r>
-        <w:t>. Está creciendo en unidades a doble dígito (recuperación post-pandemia y post-crisis). Casi la mitad es Rx genérico — exactamente el segmento donde la validación digital de receta tiene más fricción.</w:t>
+        <w:t>. Está creciendo en unidades a doble dígito (recuperación post-pandemia y post-crisis). Casi la mitad es receta genérica — exactamente el segmento donde la validación digital de receta tiene más fricción.</w:t>
+      </w:r>
+    </w:p>
+    <w:p>
+      <w:r/>
+      <w:r>
+        <w:rPr>
+          <w:b/>
+        </w:rPr>
+        <w:t>Qué significa para Valencia:</w:t>
+      </w:r>
+      <w:r>
+        <w:t xml:space="preserve"> Carabobo no es un mercado marginal dentro del país. Es el </w:t>
+      </w:r>
+      <w:r>
+        <w:rPr>
+          <w:b/>
+        </w:rPr>
+        <w:t>estado industrial</w:t>
+      </w:r>
+      <w:r>
+        <w:t xml:space="preserve"> con segunda ciudad más grande; el consumo pharma sigue al repunte nacional. No vendemos «mercado pequeño» — vendemos </w:t>
+      </w:r>
+      <w:r>
+        <w:rPr>
+          <w:b/>
+        </w:rPr>
+        <w:t>beachhead denso</w:t>
+      </w:r>
+      <w:r>
+        <w:t xml:space="preserve"> en un TAM grande.</w:t>
+      </w:r>
+    </w:p>
+    <w:p>
+      <w:r/>
+      <w:r>
+        <w:rPr>
+          <w:b/>
+        </w:rPr>
+        <w:t>Riesgo macro:</w:t>
+      </w:r>
+      <w:r>
+        <w:t xml:space="preserve"> inflación y devaluación pueden comprimir poder adquisitivo del paciente (compra «media caja», posterga tratamientos). Eso afecta </w:t>
+      </w:r>
+      <w:r>
+        <w:rPr>
+          <w:b/>
+        </w:rPr>
+        <w:t>volumen</w:t>
+      </w:r>
+      <w:r>
+        <w:t>, no la tesis de canal digital — pero hay que modelarlo en sensibilidad pesimista.</w:t>
       </w:r>
     </w:p>
     <w:p>
@@ -1225,7 +1276,7 @@
               <w:rPr>
                 <w:sz w:val="20"/>
               </w:rPr>
-              <w:t>Independientes pequeñas (&lt; USD 3k/mes GMV)</w:t>
+              <w:t>Independientes pequeñas (&lt; USD 3k/mes ventas)</w:t>
             </w:r>
           </w:p>
         </w:tc>
@@ -1258,6 +1309,57 @@
       </w:tr>
     </w:tbl>
     <w:p/>
+    <w:p>
+      <w:r/>
+      <w:r>
+        <w:rPr>
+          <w:b/>
+        </w:rPr>
+        <w:t>Ejemplo de segmentación en calle:</w:t>
+      </w:r>
+      <w:r>
+        <w:t xml:space="preserve"> una cadena local de </w:t>
+      </w:r>
+      <w:r>
+        <w:rPr>
+          <w:b/>
+        </w:rPr>
+        <w:t>4 sucursales</w:t>
+      </w:r>
+      <w:r>
+        <w:t xml:space="preserve"> en Naguanagua + San Diego encaja en «cadena mediana» — un contrato Enterprise con factura única por RIF puede ser más eficiente que cuatro negociaciones separadas. Una farmacia de esquina en </w:t>
+      </w:r>
+      <w:r>
+        <w:rPr>
+          <w:b/>
+        </w:rPr>
+        <w:t>El Socorro</w:t>
+      </w:r>
+      <w:r>
+        <w:t xml:space="preserve"> con un solo regente es «independiente Basic».</w:t>
+      </w:r>
+    </w:p>
+    <w:p>
+      <w:r/>
+      <w:r>
+        <w:rPr>
+          <w:b/>
+        </w:rPr>
+        <w:t>Riesgo de conteo:</w:t>
+      </w:r>
+      <w:r>
+        <w:t xml:space="preserve"> directorios públicos </w:t>
+      </w:r>
+      <w:r>
+        <w:rPr>
+          <w:b/>
+        </w:rPr>
+        <w:t>duplican</w:t>
+      </w:r>
+      <w:r>
+        <w:t xml:space="preserve"> sucursales cerradas o listan droguerías mayoristas. Por eso el censo en campo (doc 14) es obligatorio antes de prometer «150–250 independientes en Carabobo».</w:t>
+      </w:r>
+    </w:p>
     <w:p>
       <w:r>
         <w:t>────────────────────────────────────────</w:t>
@@ -1747,6 +1849,36 @@
         <w:rPr>
           <w:b/>
         </w:rPr>
+        <w:t>Escenario pesimista:</w:t>
+      </w:r>
+      <w:r>
+        <w:t xml:space="preserve"> si solo cerramos </w:t>
+      </w:r>
+      <w:r>
+        <w:rPr>
+          <w:b/>
+        </w:rPr>
+        <w:t>~120 activas M12</w:t>
+      </w:r>
+      <w:r>
+        <w:t xml:space="preserve">, el cash de cierre cae a </w:t>
+      </w:r>
+      <w:r>
+        <w:rPr>
+          <w:b/>
+        </w:rPr>
+        <w:t>~USD 25–32k</w:t>
+      </w:r>
+      <w:r>
+        <w:t xml:space="preserve"> — aún viable, pero sin holgura para marketing agresivo.</w:t>
+      </w:r>
+    </w:p>
+    <w:p>
+      <w:r/>
+      <w:r>
+        <w:rPr>
+          <w:b/>
+        </w:rPr>
         <w:t>Año 2 (upside, no commitment piloto):</w:t>
       </w:r>
       <w:r>
@@ -2005,6 +2137,57 @@
       </w:r>
     </w:p>
     <w:p>
+      <w:r/>
+      <w:r>
+        <w:rPr>
+          <w:b/>
+        </w:rPr>
+        <w:t>Escena Valencia:</w:t>
+      </w:r>
+      <w:r>
+        <w:t xml:space="preserve"> pareja en </w:t>
+      </w:r>
+      <w:r>
+        <w:rPr>
+          <w:b/>
+        </w:rPr>
+        <w:t>Bella Florida</w:t>
+      </w:r>
+      <w:r>
+        <w:t xml:space="preserve"> con padre diabético — repite losartan y metformina cada mes. Hoy envía foto de receta por WhatsApp a dos farmacias y espera respuesta. Ese hogar es el </w:t>
+      </w:r>
+      <w:r>
+        <w:rPr>
+          <w:b/>
+        </w:rPr>
+        <w:t>buyer persona</w:t>
+      </w:r>
+      <w:r>
+        <w:t xml:space="preserve"> B2C del piloto: no busca descuento extremo; busca </w:t>
+      </w:r>
+      <w:r>
+        <w:rPr>
+          <w:b/>
+        </w:rPr>
+        <w:t>confiabilidad y menos viajes</w:t>
+      </w:r>
+      <w:r>
+        <w:t>.</w:t>
+      </w:r>
+    </w:p>
+    <w:p>
+      <w:r/>
+      <w:r>
+        <w:rPr>
+          <w:b/>
+        </w:rPr>
+        <w:t>Riesgo:</w:t>
+      </w:r>
+      <w:r>
+        <w:t xml:space="preserve"> segmento de muy bajo ingreso puede no pagar delivery (USD 1,50–3,50). Mitigación: pickup en farmacia sin costo de envío; foco geográfico en zonas con poder adquisitivo medio.</w:t>
+      </w:r>
+    </w:p>
+    <w:p>
       <w:r>
         <w:t>────────────────────────────────────────</w:t>
       </w:r>
@@ -2223,7 +2406,7 @@
               <w:rPr>
                 <w:sz w:val="20"/>
               </w:rPr>
-              <w:t>25–35% GMV</w:t>
+              <w:t>25–35% ventas digitales</w:t>
             </w:r>
           </w:p>
         </w:tc>
@@ -2249,7 +2432,7 @@
               <w:rPr>
                 <w:sz w:val="20"/>
               </w:rPr>
-              <w:t>Cuota + % GMV bajo; Rx digital</w:t>
+              <w:t>Cuota + % bajo; receta digital</w:t>
             </w:r>
           </w:p>
         </w:tc>
@@ -2383,7 +2566,7 @@
               <w:rPr>
                 <w:sz w:val="20"/>
               </w:rPr>
-              <w:t>Trazabilidad + Rx + tracking</w:t>
+              <w:t>Trazabilidad + receta + tracking</w:t>
             </w:r>
           </w:p>
         </w:tc>
@@ -2497,7 +2680,7 @@
         <w:t>modelo híbrido</w:t>
       </w:r>
       <w:r>
-        <w:t xml:space="preserve"> (cuota fija baja + % moderado sobre GMV).</w:t>
+        <w:t xml:space="preserve"> (cuota fija baja + % moderado).</w:t>
       </w:r>
     </w:p>
     <w:p>
@@ -2524,7 +2707,7 @@
     </w:p>
     <w:p>
       <w:r>
-        <w:t>- Modelo: comisión sobre GMV (</w:t>
+        <w:t>- Modelo: comisión sobre ventas digitales (</w:t>
       </w:r>
       <w:r>
         <w:rPr>
@@ -2549,7 +2732,7 @@
         <w:rPr>
           <w:b/>
         </w:rPr>
-        <w:t>Ejemplo:</w:t>
+        <w:t>Ejemplo numérico:</w:t>
       </w:r>
       <w:r>
         <w:t xml:space="preserve"> farmacia que vende USD 5.000/mes en PedidosYa puede pagar </w:t>
@@ -2579,7 +2762,7 @@
         <w:t>menor</w:t>
       </w:r>
       <w:r>
-        <w:t xml:space="preserve"> que take-rate del agregador.</w:t>
+        <w:t>.</w:t>
       </w:r>
     </w:p>
     <w:p>
@@ -2863,7 +3046,7 @@
               <w:rPr>
                 <w:sz w:val="20"/>
               </w:rPr>
-              <w:t>25–35% comisión GMV</w:t>
+              <w:t>25–35% comisión</w:t>
             </w:r>
           </w:p>
         </w:tc>
@@ -2889,7 +3072,7 @@
               <w:rPr>
                 <w:sz w:val="20"/>
               </w:rPr>
-              <w:t>**Cuota fija + % GMV moderado**</w:t>
+              <w:t>**Cuota fija + % moderado**</w:t>
             </w:r>
           </w:p>
         </w:tc>
@@ -2904,7 +3087,7 @@
               <w:rPr>
                 <w:sz w:val="20"/>
               </w:rPr>
-              <w:t>Validación Rx digital</w:t>
+              <w:t>Validación receta digital</w:t>
             </w:r>
           </w:p>
         </w:tc>
@@ -3260,6 +3443,11 @@
       </w:r>
     </w:p>
     <w:p>
+      <w:r>
+        <w:t>- Perfil paciente: familias con adultos mayores, acceso a vehículo pero preferencia por conveniencia.</w:t>
+      </w:r>
+    </w:p>
+    <w:p>
       <w:pPr>
         <w:pStyle w:val="Heading2"/>
       </w:pPr>
@@ -3319,6 +3507,11 @@
       </w:r>
     </w:p>
     <w:p>
+      <w:r>
+        <w:t>- Perfil paciente: compra frecuente de analgésicos, antibióticos, productos crónicos; mucho tráfico peatonal.</w:t>
+      </w:r>
+    </w:p>
+    <w:p>
       <w:pPr>
         <w:pStyle w:val="Heading2"/>
       </w:pPr>
@@ -3328,12 +3521,12 @@
     </w:p>
     <w:p>
       <w:r>
-        <w:t>- Si el HQ del founder queda en San Diego, San Diego puede sustituir Bella Florida.</w:t>
+        <w:t>- Si el HQ del founder queda en San Diego / Av. Bolívar Norte, San Diego puede sustituir Bella Florida.</w:t>
       </w:r>
     </w:p>
     <w:p>
       <w:r>
-        <w:t>- Densidad farmacéutica equivalente.</w:t>
+        <w:t>- Densidad farmacéutica equivalente; valla publicitaria de referencia (~USD 350/mes, ~20.000 impactos/día).</w:t>
       </w:r>
     </w:p>
     <w:p>
@@ -3392,7 +3585,19 @@
         <w:t>Marketing local barato:</w:t>
       </w:r>
       <w:r>
-        <w:t xml:space="preserve"> valla en Av. Bolívar Norte ~USD 350/mes, ~20.000 impactos/día.</w:t>
+        <w:t xml:space="preserve"> valla en Av. Bolívar Norte ~USD 350/mes.</w:t>
+      </w:r>
+    </w:p>
+    <w:p>
+      <w:r/>
+      <w:r>
+        <w:rPr>
+          <w:b/>
+        </w:rPr>
+        <w:t>Riesgo geográfico:</w:t>
+      </w:r>
+      <w:r>
+        <w:t xml:space="preserve"> dos polos separados ~15–20 min en tráfico normal. Un partner con pocos repartidores puede priorizar un polo y dejar el otro con SLA malo. Mitigación: mínimos de cobertura en contrato marco; pickup como fallback.</w:t>
       </w:r>
     </w:p>
     <w:p>
@@ -3412,7 +3617,7 @@
         <w:t>Regla:</w:t>
       </w:r>
       <w:r>
-        <w:t xml:space="preserve"> no escalar geografía hasta cumplir Definition of Done M6:</w:t>
+        <w:t xml:space="preserve"> no escalar geografía hasta cumplir criterios de éxito del mes 6:</w:t>
       </w:r>
     </w:p>
     <w:tbl>
@@ -3568,7 +3773,7 @@
               <w:rPr>
                 <w:sz w:val="20"/>
               </w:rPr>
-              <w:t>NPS B2C</w:t>
+              <w:t>Satisfacción paciente (NPS)</w:t>
             </w:r>
           </w:p>
         </w:tc>
@@ -3609,7 +3814,7 @@
               <w:rPr>
                 <w:sz w:val="20"/>
               </w:rPr>
-              <w:t>NPS B2B</w:t>
+              <w:t>Satisfacción farmacia (NPS)</w:t>
             </w:r>
           </w:p>
         </w:tc>
@@ -4035,6 +4240,18 @@
       </w:r>
     </w:p>
     <w:p>
+      <w:r/>
+      <w:r>
+        <w:rPr>
+          <w:b/>
+        </w:rPr>
+        <w:t>Riesgo de expansión prematura:</w:t>
+      </w:r>
+      <w:r>
+        <w:t xml:space="preserve"> Caracas con PedidosYa fuerte exige más capital y partner logístico robusto — no es piloto año 1.</w:t>
+      </w:r>
+    </w:p>
+    <w:p>
       <w:r>
         <w:t>────────────────────────────────────────</w:t>
       </w:r>
@@ -4169,6 +4386,36 @@
       </w:r>
     </w:p>
     <w:p>
+      <w:r/>
+      <w:r>
+        <w:rPr>
+          <w:b/>
+        </w:rPr>
+        <w:t>Contraste honesto:</w:t>
+      </w:r>
+      <w:r>
+        <w:t xml:space="preserve"> </w:t>
+      </w:r>
+      <w:r>
+        <w:rPr>
+          <w:b/>
+        </w:rPr>
+        <w:t>~70% del universo metro en M12</w:t>
+      </w:r>
+      <w:r>
+        <w:t xml:space="preserve"> suena agresivo. Es coherente con </w:t>
+      </w:r>
+      <w:r>
+        <w:rPr>
+          <w:b/>
+        </w:rPr>
+        <w:t>4 vendedores full-time</w:t>
+      </w:r>
+      <w:r>
+        <w:t xml:space="preserve"> y waiver piloto — pero Gabriel puede decirnos si en Carabobo la tasa de cierre realista es la mitad.</w:t>
+      </w:r>
+    </w:p>
+    <w:p>
       <w:r>
         <w:t>────────────────────────────────────────</w:t>
       </w:r>
@@ -4188,14 +4435,15 @@
         <w:tblLook w:firstColumn="1" w:firstRow="1" w:lastColumn="0" w:lastRow="0" w:noHBand="0" w:noVBand="1" w:val="04A0"/>
       </w:tblPr>
       <w:tblGrid>
-        <w:gridCol w:w="2880"/>
-        <w:gridCol w:w="2880"/>
-        <w:gridCol w:w="2880"/>
+        <w:gridCol w:w="2160"/>
+        <w:gridCol w:w="2160"/>
+        <w:gridCol w:w="2160"/>
+        <w:gridCol w:w="2160"/>
       </w:tblGrid>
       <w:tr>
         <w:tc>
           <w:tcPr>
-            <w:tcW w:type="dxa" w:w="2880"/>
+            <w:tcW w:type="dxa" w:w="2160"/>
             <w:shd w:fill="1E2A5A"/>
           </w:tcPr>
           <w:p>
@@ -4211,7 +4459,7 @@
         </w:tc>
         <w:tc>
           <w:tcPr>
-            <w:tcW w:type="dxa" w:w="2880"/>
+            <w:tcW w:type="dxa" w:w="2160"/>
             <w:shd w:fill="1E2A5A"/>
           </w:tcPr>
           <w:p>
@@ -4227,7 +4475,23 @@
         </w:tc>
         <w:tc>
           <w:tcPr>
-            <w:tcW w:type="dxa" w:w="2880"/>
+            <w:tcW w:type="dxa" w:w="2160"/>
+            <w:shd w:fill="1E2A5A"/>
+          </w:tcPr>
+          <w:p>
+            <w:r>
+              <w:rPr>
+                <w:b/>
+                <w:color w:val="FFFFFF"/>
+                <w:sz w:val="20"/>
+              </w:rPr>
+              <w:t>Qué veríamos en Valencia</w:t>
+            </w:r>
+          </w:p>
+        </w:tc>
+        <w:tc>
+          <w:tcPr>
+            <w:tcW w:type="dxa" w:w="2160"/>
             <w:shd w:fill="1E2A5A"/>
           </w:tcPr>
           <w:p>
@@ -4245,7 +4509,7 @@
       <w:tr>
         <w:tc>
           <w:tcPr>
-            <w:tcW w:type="dxa" w:w="2880"/>
+            <w:tcW w:type="dxa" w:w="2160"/>
           </w:tcPr>
           <w:p>
             <w:r>
@@ -4258,7 +4522,7 @@
         </w:tc>
         <w:tc>
           <w:tcPr>
-            <w:tcW w:type="dxa" w:w="2880"/>
+            <w:tcW w:type="dxa" w:w="2160"/>
           </w:tcPr>
           <w:p>
             <w:r>
@@ -4271,7 +4535,20 @@
         </w:tc>
         <w:tc>
           <w:tcPr>
-            <w:tcW w:type="dxa" w:w="2880"/>
+            <w:tcW w:type="dxa" w:w="2160"/>
+          </w:tcPr>
+          <w:p>
+            <w:r>
+              <w:rPr>
+                <w:sz w:val="20"/>
+              </w:rPr>
+              <w:t>Costos en Bs. se disparan; farmacias suben precios diario</w:t>
+            </w:r>
+          </w:p>
+        </w:tc>
+        <w:tc>
+          <w:tcPr>
+            <w:tcW w:type="dxa" w:w="2160"/>
           </w:tcPr>
           <w:p>
             <w:r>
@@ -4286,7 +4563,7 @@
       <w:tr>
         <w:tc>
           <w:tcPr>
-            <w:tcW w:type="dxa" w:w="2880"/>
+            <w:tcW w:type="dxa" w:w="2160"/>
           </w:tcPr>
           <w:p>
             <w:r>
@@ -4299,7 +4576,7 @@
         </w:tc>
         <w:tc>
           <w:tcPr>
-            <w:tcW w:type="dxa" w:w="2880"/>
+            <w:tcW w:type="dxa" w:w="2160"/>
           </w:tcPr>
           <w:p>
             <w:r>
@@ -4312,7 +4589,20 @@
         </w:tc>
         <w:tc>
           <w:tcPr>
-            <w:tcW w:type="dxa" w:w="2880"/>
+            <w:tcW w:type="dxa" w:w="2160"/>
+          </w:tcPr>
+          <w:p>
+            <w:r>
+              <w:rPr>
+                <w:sz w:val="20"/>
+              </w:rPr>
+              <w:t>Circular MPPS sobre venta digital Rx</w:t>
+            </w:r>
+          </w:p>
+        </w:tc>
+        <w:tc>
+          <w:tcPr>
+            <w:tcW w:type="dxa" w:w="2160"/>
           </w:tcPr>
           <w:p>
             <w:r>
@@ -4327,7 +4617,7 @@
       <w:tr>
         <w:tc>
           <w:tcPr>
-            <w:tcW w:type="dxa" w:w="2880"/>
+            <w:tcW w:type="dxa" w:w="2160"/>
           </w:tcPr>
           <w:p>
             <w:r>
@@ -4340,7 +4630,7 @@
         </w:tc>
         <w:tc>
           <w:tcPr>
-            <w:tcW w:type="dxa" w:w="2880"/>
+            <w:tcW w:type="dxa" w:w="2160"/>
           </w:tcPr>
           <w:p>
             <w:r>
@@ -4353,14 +4643,27 @@
         </w:tc>
         <w:tc>
           <w:tcPr>
-            <w:tcW w:type="dxa" w:w="2880"/>
+            <w:tcW w:type="dxa" w:w="2160"/>
           </w:tcPr>
           <w:p>
             <w:r>
               <w:rPr>
                 <w:sz w:val="20"/>
               </w:rPr>
-              <w:t>Modelo Zonix estructuralmente más barato</w:t>
+              <w:t>2–3 farmacias clave con comisión temporal 15%</w:t>
+            </w:r>
+          </w:p>
+        </w:tc>
+        <w:tc>
+          <w:tcPr>
+            <w:tcW w:type="dxa" w:w="2160"/>
+          </w:tcPr>
+          <w:p>
+            <w:r>
+              <w:rPr>
+                <w:sz w:val="20"/>
+              </w:rPr>
+              <w:t>Modelo Zonix estructuralmente más barato + receta</w:t>
             </w:r>
           </w:p>
         </w:tc>
@@ -4368,7 +4671,7 @@
       <w:tr>
         <w:tc>
           <w:tcPr>
-            <w:tcW w:type="dxa" w:w="2880"/>
+            <w:tcW w:type="dxa" w:w="2160"/>
           </w:tcPr>
           <w:p>
             <w:r>
@@ -4381,7 +4684,7 @@
         </w:tc>
         <w:tc>
           <w:tcPr>
-            <w:tcW w:type="dxa" w:w="2880"/>
+            <w:tcW w:type="dxa" w:w="2160"/>
           </w:tcPr>
           <w:p>
             <w:r>
@@ -4394,7 +4697,20 @@
         </w:tc>
         <w:tc>
           <w:tcPr>
-            <w:tcW w:type="dxa" w:w="2880"/>
+            <w:tcW w:type="dxa" w:w="2160"/>
+          </w:tcPr>
+          <w:p>
+            <w:r>
+              <w:rPr>
+                <w:sz w:val="20"/>
+              </w:rPr>
+              <w:t>Noticia de app abierta a terceros</w:t>
+            </w:r>
+          </w:p>
+        </w:tc>
+        <w:tc>
+          <w:tcPr>
+            <w:tcW w:type="dxa" w:w="2160"/>
           </w:tcPr>
           <w:p>
             <w:r>
@@ -4409,7 +4725,7 @@
       <w:tr>
         <w:tc>
           <w:tcPr>
-            <w:tcW w:type="dxa" w:w="2880"/>
+            <w:tcW w:type="dxa" w:w="2160"/>
           </w:tcPr>
           <w:p>
             <w:r>
@@ -4422,7 +4738,7 @@
         </w:tc>
         <w:tc>
           <w:tcPr>
-            <w:tcW w:type="dxa" w:w="2880"/>
+            <w:tcW w:type="dxa" w:w="2160"/>
           </w:tcPr>
           <w:p>
             <w:r>
@@ -4435,7 +4751,20 @@
         </w:tc>
         <w:tc>
           <w:tcPr>
-            <w:tcW w:type="dxa" w:w="2880"/>
+            <w:tcW w:type="dxa" w:w="2160"/>
+          </w:tcPr>
+          <w:p>
+            <w:r>
+              <w:rPr>
+                <w:sz w:val="20"/>
+              </w:rPr>
+              <w:t>Discovery muestra cierre &lt;2 firmas/mes/vendedor</w:t>
+            </w:r>
+          </w:p>
+        </w:tc>
+        <w:tc>
+          <w:tcPr>
+            <w:tcW w:type="dxa" w:w="2160"/>
           </w:tcPr>
           <w:p>
             <w:r>
@@ -4450,7 +4779,7 @@
       <w:tr>
         <w:tc>
           <w:tcPr>
-            <w:tcW w:type="dxa" w:w="2880"/>
+            <w:tcW w:type="dxa" w:w="2160"/>
           </w:tcPr>
           <w:p>
             <w:r>
@@ -4463,7 +4792,7 @@
         </w:tc>
         <w:tc>
           <w:tcPr>
-            <w:tcW w:type="dxa" w:w="2880"/>
+            <w:tcW w:type="dxa" w:w="2160"/>
           </w:tcPr>
           <w:p>
             <w:r>
@@ -4476,7 +4805,20 @@
         </w:tc>
         <w:tc>
           <w:tcPr>
-            <w:tcW w:type="dxa" w:w="2880"/>
+            <w:tcW w:type="dxa" w:w="2160"/>
+          </w:tcPr>
+          <w:p>
+            <w:r>
+              <w:rPr>
+                <w:sz w:val="20"/>
+              </w:rPr>
+              <w:t>Burn real &gt;8.500/mes desde M4</w:t>
+            </w:r>
+          </w:p>
+        </w:tc>
+        <w:tc>
+          <w:tcPr>
+            <w:tcW w:type="dxa" w:w="2160"/>
           </w:tcPr>
           <w:p>
             <w:r>
@@ -4484,6 +4826,60 @@
                 <w:sz w:val="20"/>
               </w:rPr>
               <w:t>Cortar valla, bajar 1 hire, renegociar HQ</w:t>
+            </w:r>
+          </w:p>
+        </w:tc>
+      </w:tr>
+      <w:tr>
+        <w:tc>
+          <w:tcPr>
+            <w:tcW w:type="dxa" w:w="2160"/>
+          </w:tcPr>
+          <w:p>
+            <w:r>
+              <w:rPr>
+                <w:sz w:val="20"/>
+              </w:rPr>
+              <w:t>Poder adquisitivo cae</w:t>
+            </w:r>
+          </w:p>
+        </w:tc>
+        <w:tc>
+          <w:tcPr>
+            <w:tcW w:type="dxa" w:w="2160"/>
+          </w:tcPr>
+          <w:p>
+            <w:r>
+              <w:rPr>
+                <w:sz w:val="20"/>
+              </w:rPr>
+              <w:t>Media</w:t>
+            </w:r>
+          </w:p>
+        </w:tc>
+        <w:tc>
+          <w:tcPr>
+            <w:tcW w:type="dxa" w:w="2160"/>
+          </w:tcPr>
+          <w:p>
+            <w:r>
+              <w:rPr>
+                <w:sz w:val="20"/>
+              </w:rPr>
+              <w:t>Ticket promedio baja; menos delivery</w:t>
+            </w:r>
+          </w:p>
+        </w:tc>
+        <w:tc>
+          <w:tcPr>
+            <w:tcW w:type="dxa" w:w="2160"/>
+          </w:tcPr>
+          <w:p>
+            <w:r>
+              <w:rPr>
+                <w:sz w:val="20"/>
+              </w:rPr>
+              <w:t>Pickup; foco OTC + crónicos de bajo ticket</w:t>
             </w:r>
           </w:p>
         </w:tc>
@@ -4508,7 +4904,7 @@
         <w:rPr>
           <w:i/>
         </w:rPr>
-        <w:t>Mercado farmacéutico VE: **USD 1.638M/año**. **226 farmacias** en Valencia metro. Comparable internacional (Farmalisto): ~USD 32M revenue; funding ~USD 22–33M. Diferencial Zonix: **cuota plataforma + % GMV moderado** vs. comisión PedidosYa (~25–35% GMV). Unit economics: CAC **139**, LTV/CAC **~7,2x**, ARPF **~50** *(placeholder)*. Validación Rx digital + cadena de frío + multi-sucursal — *(dictamen abogado + farmacéutico asesor pendiente)*.</w:t>
+        <w:t>Mercado farmacéutico VE: **USD 1.638M/año**. **226 farmacias** en Valencia metro. Comparable internacional (Farmalisto): ~USD 32M revenue; funding ~USD 22–33M. Diferencial Zonix: **cuota plataforma + % moderado** vs. comisión PedidosYa (~25–35%). Unit economics: CAC **139**, LTV/CAC **~7,2x**, ingreso medio **~50** *(placeholder)*. Validación de receta digital + cadena de frío + multi-sucursal — *(dictamen abogado + farmacéutico asesor pendiente)*.</w:t>
       </w:r>
     </w:p>
     <w:p>
@@ -4582,6 +4978,20 @@
     </w:p>
     <w:p>
       <w:r>
+        <w:t xml:space="preserve">5. </w:t>
+      </w:r>
+      <w:r>
+        <w:rPr>
+          <w:b/>
+        </w:rPr>
+        <w:t>¿Conoces cadenas «locales» de 3–8 sucursales</w:t>
+      </w:r>
+      <w:r>
+        <w:t xml:space="preserve"> en Carabobo que deberíamos tratar como Enterprise desde el día 1 en lugar de independientes sueltas?</w:t>
+      </w:r>
+    </w:p>
+    <w:p>
+      <w:r>
         <w:t>────────────────────────────────────────</w:t>
       </w:r>
     </w:p>
@@ -4610,10 +5020,10 @@
         <w:rPr>
           <w:b/>
         </w:rPr>
-        <w:t>ARPF ~USD 50/mes</w:t>
+        <w:t>ingreso medio ~USD 50/mes</w:t>
       </w:r>
       <w:r>
-        <w:t xml:space="preserve"> es placeholder hasta GMV piloto real.</w:t>
+        <w:t xml:space="preserve"> es placeholder hasta ventas piloto reales.</w:t>
       </w:r>
     </w:p>
     <w:p>
@@ -4627,7 +5037,7 @@
         <w:t>Regulatorio:</w:t>
       </w:r>
       <w:r>
-        <w:t xml:space="preserve"> Zonix no sustituye al farmacéutico titular ni al criterio médico; dictamen legal pendiente antes de Day-D público. Validación Rx digital y cadena de frío sujetas a dictamen abogado + farmacéutico asesor.</w:t>
+        <w:t xml:space="preserve"> Zonix no sustituye al farmacéutico titular ni al criterio médico; dictamen legal pendiente antes de Day-D público. Validación de receta digital y cadena de frío sujetas a dictamen abogado + farmacéutico asesor.</w:t>
       </w:r>
     </w:p>
     <w:p>

--- a/docs/Pack_Aliado_Gabriel_Barrios/docx/04_Perfil_Mercado.docx
+++ b/docs/Pack_Aliado_Gabriel_Barrios/docx/04_Perfil_Mercado.docx
@@ -254,7 +254,7 @@
               <w:rPr>
                 <w:sz w:val="20"/>
               </w:rPr>
-              <w:t>**~159 farmacias activas**; revenue mensual **~USD 7.950**</w:t>
+              <w:t>**~159 farmacias activas**; revenue mensual esc.1 **~USD 29.892** (P&amp;L híbrido — no ARPF×N)</w:t>
             </w:r>
           </w:p>
         </w:tc>
@@ -282,7 +282,7 @@
               <w:rPr>
                 <w:sz w:val="20"/>
               </w:rPr>
-              <w:t>CAC **139**; LTV **1.000**; **LTV/CAC ~7,2x**; ingreso medio **~50** *(placeholder)*</w:t>
+              <w:t>CAC **139**; LTV **1.040**; **LTV/CAC ~7,5x**; ingreso medio **~52** *(placeholder)*</w:t>
             </w:r>
           </w:p>
         </w:tc>
@@ -1446,7 +1446,7 @@
                 <w:color w:val="FFFFFF"/>
                 <w:sz w:val="20"/>
               </w:rPr>
-              <w:t>Revenue mensual proyectado</w:t>
+              <w:t>Revenue mensual esc.1 (PROYECCION §1.1)</w:t>
             </w:r>
           </w:p>
         </w:tc>
@@ -1500,7 +1500,7 @@
               <w:rPr>
                 <w:sz w:val="20"/>
               </w:rPr>
-              <w:t>**USD 3.100**</w:t>
+              <w:t>**USD 11.656**</w:t>
             </w:r>
           </w:p>
         </w:tc>
@@ -1554,7 +1554,7 @@
               <w:rPr>
                 <w:sz w:val="20"/>
               </w:rPr>
-              <w:t>**USD 4.850**</w:t>
+              <w:t>**USD 18.236**</w:t>
             </w:r>
           </w:p>
         </w:tc>
@@ -1608,7 +1608,7 @@
               <w:rPr>
                 <w:sz w:val="20"/>
               </w:rPr>
-              <w:t>**USD 6.500**</w:t>
+              <w:t>**USD 24.440**</w:t>
             </w:r>
           </w:p>
         </w:tc>
@@ -1662,7 +1662,7 @@
               <w:rPr>
                 <w:sz w:val="20"/>
               </w:rPr>
-              <w:t>**USD 7.550** *(equilibrio mensual)*</w:t>
+              <w:t>**USD 28.388**</w:t>
             </w:r>
           </w:p>
         </w:tc>
@@ -1716,13 +1716,21 @@
               <w:rPr>
                 <w:sz w:val="20"/>
               </w:rPr>
-              <w:t>**USD 7.950**</w:t>
+              <w:t>**USD 29.892**</w:t>
             </w:r>
           </w:p>
         </w:tc>
       </w:tr>
     </w:tbl>
     <w:p/>
+    <w:p>
+      <w:r>
+        <w:rPr>
+          <w:i/>
+        </w:rPr>
+        <w:t>**BE FCF mensual = M5** (ingresos **15.980** &gt; burn **14.346**), no M11/M12. Revenue = P&amp;L híbrido Excel; **ARPF ~52** es placeholder UE, no `revenue ÷ activas`.</w:t>
+      </w:r>
+    </w:p>
     <w:p>
       <w:pPr>
         <w:pStyle w:val="Heading2"/>
@@ -1837,7 +1845,7 @@
         <w:rPr>
           <w:b/>
         </w:rPr>
-        <w:t>~7,2x</w:t>
+        <w:t>~7,5x</w:t>
       </w:r>
       <w:r>
         <w:t>: si hay que subir gasto comercial, recalcular payback.</w:t>
@@ -1861,16 +1869,16 @@
         <w:t>~120 activas M12</w:t>
       </w:r>
       <w:r>
-        <w:t xml:space="preserve">, el cash de cierre cae a </w:t>
+        <w:t xml:space="preserve">, el cash de cierre queda </w:t>
       </w:r>
       <w:r>
         <w:rPr>
           <w:b/>
         </w:rPr>
-        <w:t>~USD 25–32k</w:t>
+        <w:t>`[PENDIENTE FP&amp;A — esc.1]`</w:t>
       </w:r>
       <w:r>
-        <w:t xml:space="preserve"> — aún viable, pero sin holgura para marketing agresivo.</w:t>
+        <w:t xml:space="preserve"> (no usar ~25–32k legacy) — aún viable en tesis, pero sin holgura para marketing agresivo.</w:t>
       </w:r>
     </w:p>
     <w:p>
@@ -1882,7 +1890,34 @@
         <w:t>Año 2 (upside, no commitment piloto):</w:t>
       </w:r>
       <w:r>
-        <w:t xml:space="preserve"> expansión a Maracay y Maracaibo. SOM proyectado 200–220 farmacias activas, revenue mensual USD 8.000–9.000.</w:t>
+        <w:t xml:space="preserve"> expansión a Maracay y Maracaibo. SOM proyectado 200–220 farmacias activas; revenue mensual </w:t>
+      </w:r>
+      <w:r>
+        <w:rPr>
+          <w:b/>
+        </w:rPr>
+        <w:t>no</w:t>
+      </w:r>
+      <w:r>
+        <w:t xml:space="preserve"> usar 8–9k (legacy pre-híbrido). Ancla mínima: por encima del M12 esc.1 (</w:t>
+      </w:r>
+      <w:r>
+        <w:rPr>
+          <w:b/>
+        </w:rPr>
+        <w:t>~29.892</w:t>
+      </w:r>
+      <w:r>
+        <w:t xml:space="preserve">); cifra cerrada </w:t>
+      </w:r>
+      <w:r>
+        <w:rPr>
+          <w:b/>
+        </w:rPr>
+        <w:t>`[PENDIENTE FP&amp;A]`</w:t>
+      </w:r>
+      <w:r>
+        <w:t>.</w:t>
       </w:r>
     </w:p>
     <w:p>
@@ -1894,7 +1929,16 @@
         <w:t>Año 3:</w:t>
       </w:r>
       <w:r>
-        <w:t xml:space="preserve"> Caracas + Maracaibo + Valencia + Maracay + Barquisimeto. Revenue anual conservador ~USD 180k–204k; escenario éxito hasta ~USD 480k/año.</w:t>
+        <w:t xml:space="preserve"> Caracas + Maracaibo + Valencia + Maracay + Barquisimeto. Revenue anual: tramos en [PROYECCION_FINANCIERA_12M.md](../../Lanzamiento/PROYECCION_FINANCIERA_12M.md) §3.2–§3.3; escenario éxito </w:t>
+      </w:r>
+      <w:r>
+        <w:rPr>
+          <w:b/>
+        </w:rPr>
+        <w:t>hasta ~USD 480k/año</w:t>
+      </w:r>
+      <w:r>
+        <w:t xml:space="preserve"> solo como techo etiquetado, no como base del pitch aliado.</w:t>
       </w:r>
     </w:p>
     <w:p>
@@ -4904,7 +4948,7 @@
         <w:rPr>
           <w:i/>
         </w:rPr>
-        <w:t>Mercado farmacéutico VE: **USD 1.638M/año**. **226 farmacias** en Valencia metro. Comparable internacional (Farmalisto): ~USD 32M revenue; funding ~USD 22–33M. Diferencial Zonix: **cuota plataforma + % moderado** vs. comisión PedidosYa (~25–35%). Unit economics: CAC **139**, LTV/CAC **~7,2x**, ingreso medio **~50** *(placeholder)*. Validación de receta digital + cadena de frío + multi-sucursal — *(dictamen abogado + farmacéutico asesor pendiente)*.</w:t>
+        <w:t>Mercado farmacéutico VE: **USD 1.638M/año**. **226 farmacias** en Valencia metro. Comparable internacional (Farmalisto): ~USD 32M revenue; funding ~USD 22–33M. Diferencial Zonix: **cuota plataforma + % moderado** vs. comisión PedidosYa (~25–35%). Unit economics: CAC **139**, LTV/CAC **~7,5x**, ingreso medio **~52** *(placeholder)*. Validación de receta digital + cadena de frío + multi-sucursal — *(dictamen abogado + farmacéutico asesor pendiente)*.</w:t>
       </w:r>
     </w:p>
     <w:p>
@@ -5020,7 +5064,7 @@
         <w:rPr>
           <w:b/>
         </w:rPr>
-        <w:t>ingreso medio ~USD 50/mes</w:t>
+        <w:t>ingreso medio ~USD 52/mes</w:t>
       </w:r>
       <w:r>
         <w:t xml:space="preserve"> es placeholder hasta ventas piloto reales.</w:t>
